--- a/docs/questions/qs-introtosettheory.docx
+++ b/docs/questions/qs-introtosettheory.docx
@@ -52,7 +52,7 @@
         </w:rPr>
         <w:t xml:space="preserve"> </w:t>
       </w:r>
-      <w:hyperlink r:id="rId20">
+      <w:hyperlink r:id="rId9">
         <w:r>
           <w:rPr>
             <w:rStyle w:val="Hyperlink"/>
@@ -70,7 +70,7 @@
         <w:t xml:space="preserve">.</w:t>
       </w:r>
     </w:p>
-    <w:bookmarkStart w:id="21" w:name="q1"/>
+    <w:bookmarkStart w:id="10" w:name="q1"/>
     <w:p>
       <w:pPr>
         <w:pStyle w:val="Heading2"/>
@@ -182,8 +182,8 @@
       <m:oMath>
         <m:r>
           <m:rPr>
-            <m:sty m:val="p"/>
             <m:scr m:val="double-struck"/>
+            <m:sty m:val="p"/>
           </m:rPr>
           <m:t>N</m:t>
         </m:r>
@@ -217,8 +217,8 @@
         </m:r>
         <m:r>
           <m:rPr>
-            <m:sty m:val="p"/>
             <m:scr m:val="double-struck"/>
+            <m:sty m:val="p"/>
           </m:rPr>
           <m:t>Q</m:t>
         </m:r>
@@ -294,8 +294,8 @@
       <m:oMath>
         <m:r>
           <m:rPr>
-            <m:sty m:val="p"/>
             <m:scr m:val="double-struck"/>
+            <m:sty m:val="p"/>
           </m:rPr>
           <m:t>R</m:t>
         </m:r>
@@ -312,34 +312,36 @@
         <w:t xml:space="preserve"> </w:t>
       </w:r>
       <m:oMath>
-        <m:d>
-          <m:dPr>
-            <m:begChr m:val="("/>
-            <m:sepChr m:val=""/>
-            <m:endChr m:val=")"/>
-            <m:grow/>
-          </m:dPr>
-          <m:e>
-            <m:r>
-              <m:rPr>
-                <m:sty m:val="p"/>
-              </m:rPr>
-              <m:t>−</m:t>
-            </m:r>
-            <m:r>
-              <m:t>1.5</m:t>
-            </m:r>
-            <m:r>
-              <m:rPr>
-                <m:sty m:val="p"/>
-              </m:rPr>
-              <m:t>,</m:t>
-            </m:r>
-            <m:r>
-              <m:t>6</m:t>
-            </m:r>
-          </m:e>
-        </m:d>
+        <m:r>
+          <m:rPr>
+            <m:sty m:val="p"/>
+          </m:rPr>
+          <m:t>(</m:t>
+        </m:r>
+        <m:r>
+          <m:rPr>
+            <m:sty m:val="p"/>
+          </m:rPr>
+          <m:t>−</m:t>
+        </m:r>
+        <m:r>
+          <m:t>1.5</m:t>
+        </m:r>
+        <m:r>
+          <m:rPr>
+            <m:sty m:val="p"/>
+          </m:rPr>
+          <m:t>,</m:t>
+        </m:r>
+        <m:r>
+          <m:t>6</m:t>
+        </m:r>
+        <m:r>
+          <m:rPr>
+            <m:sty m:val="p"/>
+          </m:rPr>
+          <m:t>)</m:t>
+        </m:r>
       </m:oMath>
     </w:p>
     <w:p>
@@ -370,8 +372,8 @@
         </m:r>
         <m:r>
           <m:rPr>
-            <m:sty m:val="p"/>
             <m:scr m:val="double-struck"/>
+            <m:sty m:val="p"/>
           </m:rPr>
           <m:t>Z</m:t>
         </m:r>
@@ -401,8 +403,8 @@
         </m:r>
       </m:oMath>
     </w:p>
-    <w:bookmarkEnd w:id="21"/>
-    <w:bookmarkStart w:id="22" w:name="q2"/>
+    <w:bookmarkEnd w:id="10"/>
+    <w:bookmarkStart w:id="11" w:name="q2"/>
     <w:p>
       <w:pPr>
         <w:pStyle w:val="Heading2"/>
@@ -755,8 +757,8 @@
         </m:r>
         <m:r>
           <m:rPr>
-            <m:sty m:val="p"/>
             <m:scr m:val="double-struck"/>
+            <m:sty m:val="p"/>
           </m:rPr>
           <m:t>Z</m:t>
         </m:r>
@@ -821,28 +823,30 @@
           </m:rPr>
           <m:t>⊆</m:t>
         </m:r>
-        <m:d>
-          <m:dPr>
-            <m:begChr m:val="["/>
-            <m:sepChr m:val=""/>
-            <m:endChr m:val="]"/>
-            <m:grow/>
-          </m:dPr>
-          <m:e>
-            <m:r>
-              <m:t>1.6</m:t>
-            </m:r>
-            <m:r>
-              <m:rPr>
-                <m:sty m:val="p"/>
-              </m:rPr>
-              <m:t>,</m:t>
-            </m:r>
-            <m:r>
-              <m:t>5</m:t>
-            </m:r>
-          </m:e>
-        </m:d>
+        <m:r>
+          <m:rPr>
+            <m:sty m:val="p"/>
+          </m:rPr>
+          <m:t>[</m:t>
+        </m:r>
+        <m:r>
+          <m:t>1.6</m:t>
+        </m:r>
+        <m:r>
+          <m:rPr>
+            <m:sty m:val="p"/>
+          </m:rPr>
+          <m:t>,</m:t>
+        </m:r>
+        <m:r>
+          <m:t>5</m:t>
+        </m:r>
+        <m:r>
+          <m:rPr>
+            <m:sty m:val="p"/>
+          </m:rPr>
+          <m:t>]</m:t>
+        </m:r>
       </m:oMath>
     </w:p>
     <w:p>
@@ -943,8 +947,8 @@
       <m:oMath>
         <m:r>
           <m:rPr>
-            <m:sty m:val="p"/>
             <m:scr m:val="double-struck"/>
+            <m:sty m:val="p"/>
           </m:rPr>
           <m:t>Z</m:t>
         </m:r>
@@ -956,8 +960,8 @@
         </m:r>
         <m:r>
           <m:rPr>
-            <m:sty m:val="p"/>
             <m:scr m:val="double-struck"/>
+            <m:sty m:val="p"/>
           </m:rPr>
           <m:t>R</m:t>
         </m:r>
@@ -1063,8 +1067,8 @@
         </m:r>
         <m:r>
           <m:rPr>
-            <m:sty m:val="p"/>
             <m:scr m:val="double-struck"/>
+            <m:sty m:val="p"/>
           </m:rPr>
           <m:t>Z</m:t>
         </m:r>
@@ -1173,8 +1177,8 @@
         </m:r>
         <m:r>
           <m:rPr>
-            <m:sty m:val="p"/>
             <m:scr m:val="double-struck"/>
+            <m:sty m:val="p"/>
           </m:rPr>
           <m:t>Z</m:t>
         </m:r>
@@ -1186,8 +1190,8 @@
         </m:r>
       </m:oMath>
     </w:p>
-    <w:bookmarkEnd w:id="22"/>
-    <w:bookmarkStart w:id="23" w:name="q3"/>
+    <w:bookmarkEnd w:id="11"/>
+    <w:bookmarkStart w:id="12" w:name="q3"/>
     <w:p>
       <w:pPr>
         <w:pStyle w:val="Heading2"/>
@@ -1620,8 +1624,8 @@
         </m:r>
       </m:oMath>
     </w:p>
-    <w:bookmarkEnd w:id="23"/>
-    <w:bookmarkStart w:id="25" w:name="q4"/>
+    <w:bookmarkEnd w:id="12"/>
+    <w:bookmarkStart w:id="14" w:name="q4"/>
     <w:p>
       <w:pPr>
         <w:pStyle w:val="Heading2"/>
@@ -1662,7 +1666,7 @@
       <w:pPr>
         <w:pStyle w:val="FirstParagraph"/>
       </w:pPr>
-      <w:hyperlink r:id="rId24">
+      <w:hyperlink r:id="rId13">
         <w:r>
           <w:rPr>
             <w:rStyle w:val="Hyperlink"/>
@@ -1678,8 +1682,8 @@
         </w:pict>
       </w:r>
     </w:p>
-    <w:bookmarkEnd w:id="25"/>
-    <w:bookmarkStart w:id="27" w:name="version-history-and-licensing"/>
+    <w:bookmarkEnd w:id="14"/>
+    <w:bookmarkStart w:id="16" w:name="version-history-and-licensing"/>
     <w:p>
       <w:pPr>
         <w:pStyle w:val="Heading2"/>
@@ -1700,7 +1704,7 @@
       <w:pPr>
         <w:pStyle w:val="BodyText"/>
       </w:pPr>
-      <w:hyperlink r:id="rId26">
+      <w:hyperlink r:id="rId15">
         <w:r>
           <w:rPr>
             <w:rStyle w:val="Hyperlink"/>
@@ -1709,7 +1713,7 @@
         </w:r>
       </w:hyperlink>
     </w:p>
-    <w:bookmarkEnd w:id="27"/>
+    <w:bookmarkEnd w:id="16"/>
     <w:sectPr>
       <w:pgSz w:h="15840" w:w="12240"/>
       <w:pgMar w:bottom="1440" w:footer="720" w:gutter="0" w:header="720" w:left="1440" w:right="1440" w:top="1440"/>
